--- a/testakten/longcovid-erwerbsminderung-feldermann-leipzig/09_widerspruch_lasov_gdb_erhoehung.docx
+++ b/testakten/longcovid-erwerbsminderung-feldermann-leipzig/09_widerspruch_lasov_gdb_erhoehung.docx
@@ -245,7 +245,7 @@
         <w:pStyle w:val="ListBullet"/>
       </w:pPr>
       <w:r>
-        <w:t>Die psychiatrische Komorbidität (rezidivierende depressive Störung F33.1) hat zu einem stationären Aufenthalt im SKH Leipzig (September–November 2024) geführt.</w:t>
+        <w:t>Die psychiatrische Komorbidität (rezidivierende depressive Störung F33.1) hat zu einem stationären Aufenthalt im Klinikum am Auenwald Leipzig (September–November 2024) geführt.</w:t>
       </w:r>
     </w:p>
     <w:p>
@@ -253,7 +253,7 @@
         <w:pStyle w:val="ListBullet"/>
       </w:pPr>
       <w:r>
-        <w:t>Die ME/CFS-Erkrankung ist nach Charité-Befund (Prof. Scheibenbogen, 11/2025) als "schwer" einzustufen; Frau Feldermann verlässt ihre Wohnung an durchschnittlich 4–5 von 7 Wochentagen nicht.</w:t>
+        <w:t>Die ME/CFS-Erkrankung ist nach Universitätsmedizin Berlin-Nord-Befund (Prof. Seifert, 11/2025) als "schwer" einzustufen; Frau Feldermann verlässt ihre Wohnung an durchschnittlich 4–5 von 7 Wochentagen nicht.</w:t>
       </w:r>
     </w:p>
     <w:p>
@@ -401,7 +401,7 @@
         <w:jc w:val="left"/>
       </w:pPr>
       <w:r>
-        <w:t>Das versorgungsärztliche Gutachten (Dr. Laube) wurde ohne persönliche Untersuchung der Antragstellerin anhand von Aktenunterlagen erstattet. Bei einem komplexen, multifaktoriellen Post-Covid-Krankheitsbild mit schwerer ME/CFS ist eine Beurteilung ohne körperliche Untersuchung nicht vertretbar und entspricht nicht dem Grundsatz der Amtsermittlung (§ 20 SGB X). Ich beantrage die Erstellung eines neuen versorgungsärztlichen Gutachtens durch eine auf Post-Covid/ME/CFS spezialisierte Einrichtung (z. B. Charité, Fatigue-Centrum).</w:t>
+        <w:t>Das versorgungsärztliche Gutachten (Dr. Laube) wurde ohne persönliche Untersuchung der Antragstellerin anhand von Aktenunterlagen erstattet. Bei einem komplexen, multifaktoriellen Post-Covid-Krankheitsbild mit schwerer ME/CFS ist eine Beurteilung ohne körperliche Untersuchung nicht vertretbar und entspricht nicht dem Grundsatz der Amtsermittlung (Paragraf 20 SGB X). Ich beantrage die Erstellung eines neuen versorgungsärztlichen Gutachtens durch eine auf Post-Covid/ME/CFS spezialisierte Einrichtung (z. B. Universitätsmedizin Berlin-Nord, Fatigue-Centrum).</w:t>
       </w:r>
     </w:p>
     <w:p>
@@ -420,7 +420,7 @@
         <w:pStyle w:val="ListNumber"/>
       </w:pPr>
       <w:r>
-        <w:t>Befundbericht Prof. Dr. Scheibenbogen, Charité Long-Covid-Ambulanz, 11/2025 (Anlage)</w:t>
+        <w:t>Befundbericht Prof. Dr. Seifert, Post-COVID-Ambulanz der Universitätsmedizin Berlin-Nord, 11/2025 (Anlage)</w:t>
       </w:r>
     </w:p>
     <w:p>
@@ -428,7 +428,7 @@
         <w:pStyle w:val="ListNumber"/>
       </w:pPr>
       <w:r>
-        <w:t>Entlassungsbericht SKH Leipzig, 02/2026 (Anlage)</w:t>
+        <w:t>Entlassungsbericht Klinikum am Auenwald Leipzig, 02/2026 (Anlage)</w:t>
       </w:r>
     </w:p>
     <w:p>
@@ -551,13 +551,100 @@
       </w:r>
     </w:p>
     <w:sectPr>
+      <w:headerReference w:type="default" r:id="rId9"/>
+      <w:footerReference w:type="default" r:id="rId10"/>
       <w:pgSz w:w="11906" w:h="16838"/>
-      <w:pgMar w:top="1417" w:right="1417" w:bottom="1417" w:left="1417" w:header="720" w:footer="720" w:gutter="0"/>
+      <w:pgMar w:top="1417" w:right="1417" w:bottom="1417" w:left="1417" w:header="680" w:footer="567" w:gutter="0"/>
       <w:cols w:space="720"/>
       <w:docGrid w:linePitch="360"/>
     </w:sectPr>
   </w:body>
 </w:document>
+</file>
+
+<file path=word/footer1.xml><?xml version="1.0" encoding="utf-8"?>
+<w:ftr xmlns:m="http://schemas.openxmlformats.org/officeDocument/2006/math" xmlns:mc="http://schemas.openxmlformats.org/markup-compatibility/2006" xmlns:mo="http://schemas.microsoft.com/office/mac/office/2008/main" xmlns:mv="urn:schemas-microsoft-com:mac:vml" xmlns:o="urn:schemas-microsoft-com:office:office" xmlns:r="http://schemas.openxmlformats.org/officeDocument/2006/relationships" xmlns:v="urn:schemas-microsoft-com:vml" xmlns:w10="urn:schemas-microsoft-com:office:word" xmlns:w14="http://schemas.microsoft.com/office/word/2010/wordml" xmlns:w="http://schemas.openxmlformats.org/wordprocessingml/2006/main" xmlns:wne="http://schemas.microsoft.com/office/word/2006/wordml" xmlns:wp14="http://schemas.microsoft.com/office/word/2010/wordprocessingDrawing" xmlns:wp="http://schemas.openxmlformats.org/drawingml/2006/wordprocessingDrawing" xmlns:wpc="http://schemas.microsoft.com/office/word/2010/wordprocessingCanvas" xmlns:wpg="http://schemas.microsoft.com/office/word/2010/wordprocessingGroup" xmlns:wpi="http://schemas.microsoft.com/office/word/2010/wordprocessingInk" xmlns:wps="http://schemas.microsoft.com/office/word/2010/wordprocessingShape" mc:Ignorable="w14 wp14">
+  <w:p>
+    <w:pPr>
+      <w:pStyle w:val="Footer"/>
+      <w:tabs>
+        <w:tab w:pos="9071" w:val="right"/>
+      </w:tabs>
+      <w:jc w:val="left"/>
+    </w:pPr>
+    <w:r>
+      <w:rPr>
+        <w:rFonts w:ascii="Times New Roman" w:hAnsi="Times New Roman"/>
+        <w:color w:val="6B6B66"/>
+        <w:sz w:val="16"/>
+      </w:rPr>
+    </w:r>
+    <w:r>
+      <w:rPr>
+        <w:rFonts w:ascii="Times New Roman" w:hAnsi="Times New Roman"/>
+        <w:color w:val="6B6B66"/>
+        <w:sz w:val="16"/>
+      </w:rPr>
+      <w:t>Rechtsanwältin Marit Sonnemann</w:t>
+    </w:r>
+    <w:r>
+      <w:rPr>
+        <w:rFonts w:ascii="Times New Roman" w:hAnsi="Times New Roman"/>
+        <w:color w:val="6B6B66"/>
+        <w:sz w:val="16"/>
+      </w:rPr>
+      <w:tab/>
+      <w:t xml:space="preserve">Seite </w:t>
+    </w:r>
+    <w:r>
+      <w:rPr>
+        <w:rFonts w:ascii="Times New Roman" w:hAnsi="Times New Roman"/>
+        <w:color w:val="6B6B66"/>
+        <w:sz w:val="16"/>
+      </w:rPr>
+      <w:fldChar w:fldCharType="begin"/>
+      <w:instrText xml:space="preserve"> PAGE </w:instrText>
+      <w:fldChar w:fldCharType="end"/>
+    </w:r>
+  </w:p>
+</w:ftr>
+</file>
+
+<file path=word/header1.xml><?xml version="1.0" encoding="utf-8"?>
+<w:hdr xmlns:m="http://schemas.openxmlformats.org/officeDocument/2006/math" xmlns:mc="http://schemas.openxmlformats.org/markup-compatibility/2006" xmlns:mo="http://schemas.microsoft.com/office/mac/office/2008/main" xmlns:mv="urn:schemas-microsoft-com:mac:vml" xmlns:o="urn:schemas-microsoft-com:office:office" xmlns:r="http://schemas.openxmlformats.org/officeDocument/2006/relationships" xmlns:v="urn:schemas-microsoft-com:vml" xmlns:w10="urn:schemas-microsoft-com:office:word" xmlns:w14="http://schemas.microsoft.com/office/word/2010/wordml" xmlns:w="http://schemas.openxmlformats.org/wordprocessingml/2006/main" xmlns:wne="http://schemas.microsoft.com/office/word/2006/wordml" xmlns:wp14="http://schemas.microsoft.com/office/word/2010/wordprocessingDrawing" xmlns:wp="http://schemas.openxmlformats.org/drawingml/2006/wordprocessingDrawing" xmlns:wpc="http://schemas.microsoft.com/office/word/2010/wordprocessingCanvas" xmlns:wpg="http://schemas.microsoft.com/office/word/2010/wordprocessingGroup" xmlns:wpi="http://schemas.microsoft.com/office/word/2010/wordprocessingInk" xmlns:wps="http://schemas.microsoft.com/office/word/2010/wordprocessingShape" mc:Ignorable="w14 wp14">
+  <w:p>
+    <w:pPr>
+      <w:pStyle w:val="Header"/>
+      <w:jc w:val="left"/>
+    </w:pPr>
+    <w:r/>
+    <w:r>
+      <w:rPr>
+        <w:rFonts w:ascii="Times New Roman" w:hAnsi="Times New Roman"/>
+        <w:b/>
+        <w:color w:val="3B3F45"/>
+        <w:sz w:val="22"/>
+      </w:rPr>
+      <w:t>RECHTSANWÄLTIN MARIT SONNEMANN</w:t>
+    </w:r>
+  </w:p>
+  <w:p>
+    <w:pPr>
+      <w:jc w:val="left"/>
+      <w:pBdr>
+        <w:bottom w:val="single" w:sz="8" w:space="2" w:color="3B3F45"/>
+      </w:pBdr>
+    </w:pPr>
+    <w:r>
+      <w:rPr>
+        <w:rFonts w:ascii="Times New Roman" w:hAnsi="Times New Roman"/>
+        <w:color w:val="6B6B66"/>
+        <w:sz w:val="16"/>
+      </w:rPr>
+      <w:t>Rechtsanwaltskanzlei</w:t>
+    </w:r>
+  </w:p>
+</w:hdr>
 </file>
 
 <file path=word/numbering.xml><?xml version="1.0" encoding="utf-8"?>
